--- a/MEMOIRE/Fiche_suivi_mémoire_aya_moussa.docx
+++ b/MEMOIRE/Fiche_suivi_mémoire_aya_moussa.docx
@@ -1,6 +1,6 @@
 
 <file path=word/document.xml><?xml version="1.0" encoding="utf-8"?>
-<w:document xmlns:wpc="http://schemas.microsoft.com/office/word/2010/wordprocessingCanvas" xmlns:cx="http://schemas.microsoft.com/office/drawing/2014/chartex" xmlns:cx1="http://schemas.microsoft.com/office/drawing/2015/9/8/chartex" xmlns:cx2="http://schemas.microsoft.com/office/drawing/2015/10/21/chartex" xmlns:cx3="http://schemas.microsoft.com/office/drawing/2016/5/9/chartex" xmlns:cx4="http://schemas.microsoft.com/office/drawing/2016/5/10/chartex" xmlns:cx5="http://schemas.microsoft.com/office/drawing/2016/5/11/chartex" xmlns:cx6="http://schemas.microsoft.com/office/drawing/2016/5/12/chartex" xmlns:cx7="http://schemas.microsoft.com/office/drawing/2016/5/13/chartex" xmlns:cx8="http://schemas.microsoft.com/office/drawing/2016/5/14/chartex" xmlns:mc="http://schemas.openxmlformats.org/markup-compatibility/2006" xmlns:aink="http://schemas.microsoft.com/office/drawing/2016/ink" xmlns:am3d="http://schemas.microsoft.com/office/drawing/2017/model3d" xmlns:o="urn:schemas-microsoft-com:office:office" xmlns:oel="http://schemas.microsoft.com/office/2019/extlst" xmlns:r="http://schemas.openxmlformats.org/officeDocument/2006/relationships" xmlns:m="http://schemas.openxmlformats.org/officeDocument/2006/math" xmlns:v="urn:schemas-microsoft-com:vml" xmlns:wp14="http://schemas.microsoft.com/office/word/2010/wordprocessingDrawing" xmlns:wp="http://schemas.openxmlformats.org/drawingml/2006/wordprocessingDrawing" xmlns:w10="urn:schemas-microsoft-com:office:word" xmlns:w="http://schemas.openxmlformats.org/wordprocessingml/2006/main" xmlns:w14="http://schemas.microsoft.com/office/word/2010/wordml" xmlns:w15="http://schemas.microsoft.com/office/word/2012/wordml" xmlns:w16cex="http://schemas.microsoft.com/office/word/2018/wordml/cex" xmlns:w16cid="http://schemas.microsoft.com/office/word/2016/wordml/cid" xmlns:w16="http://schemas.microsoft.com/office/word/2018/wordml" xmlns:w16du="http://schemas.microsoft.com/office/word/2023/wordml/word16du" xmlns:w16sdtdh="http://schemas.microsoft.com/office/word/2020/wordml/sdtdatahash" xmlns:w16sdtfl="http://schemas.microsoft.com/office/word/2024/wordml/sdtformatlock" xmlns:w16se="http://schemas.microsoft.com/office/word/2015/wordml/symex" xmlns:wpg="http://schemas.microsoft.com/office/word/2010/wordprocessingGroup" xmlns:wpi="http://schemas.microsoft.com/office/word/2010/wordprocessingInk" xmlns:wne="http://schemas.microsoft.com/office/word/2006/wordml" xmlns:wps="http://schemas.microsoft.com/office/word/2010/wordprocessingShape" mc:Ignorable="w14 w15 w16se w16cid w16 w16cex w16sdtdh w16sdtfl w16du wp14">
+<w:document xmlns:wpc="http://schemas.microsoft.com/office/word/2010/wordprocessingCanvas" xmlns:cx="http://schemas.microsoft.com/office/drawing/2014/chartex" xmlns:cx1="http://schemas.microsoft.com/office/drawing/2015/9/8/chartex" xmlns:cx2="http://schemas.microsoft.com/office/drawing/2015/10/21/chartex" xmlns:cx3="http://schemas.microsoft.com/office/drawing/2016/5/9/chartex" xmlns:cx4="http://schemas.microsoft.com/office/drawing/2016/5/10/chartex" xmlns:cx5="http://schemas.microsoft.com/office/drawing/2016/5/11/chartex" xmlns:cx6="http://schemas.microsoft.com/office/drawing/2016/5/12/chartex" xmlns:cx7="http://schemas.microsoft.com/office/drawing/2016/5/13/chartex" xmlns:cx8="http://schemas.microsoft.com/office/drawing/2016/5/14/chartex" xmlns:mc="http://schemas.openxmlformats.org/markup-compatibility/2006" xmlns:aink="http://schemas.microsoft.com/office/drawing/2016/ink" xmlns:am3d="http://schemas.microsoft.com/office/drawing/2017/model3d" xmlns:o="urn:schemas-microsoft-com:office:office" xmlns:r="http://schemas.openxmlformats.org/officeDocument/2006/relationships" xmlns:m="http://schemas.openxmlformats.org/officeDocument/2006/math" xmlns:v="urn:schemas-microsoft-com:vml" xmlns:wp14="http://schemas.microsoft.com/office/word/2010/wordprocessingDrawing" xmlns:wp="http://schemas.openxmlformats.org/drawingml/2006/wordprocessingDrawing" xmlns:w10="urn:schemas-microsoft-com:office:word" xmlns:w="http://schemas.openxmlformats.org/wordprocessingml/2006/main" xmlns:w14="http://schemas.microsoft.com/office/word/2010/wordml" xmlns:w15="http://schemas.microsoft.com/office/word/2012/wordml" xmlns:w16cid="http://schemas.microsoft.com/office/word/2016/wordml/cid" xmlns:w16se="http://schemas.microsoft.com/office/word/2015/wordml/symex" xmlns:wpg="http://schemas.microsoft.com/office/word/2010/wordprocessingGroup" xmlns:wpi="http://schemas.microsoft.com/office/word/2010/wordprocessingInk" xmlns:wne="http://schemas.microsoft.com/office/word/2006/wordml" xmlns:wps="http://schemas.microsoft.com/office/word/2010/wordprocessingShape" mc:Ignorable="w14 w15 w16se w16cid wp14">
   <w:body>
     <w:p>
       <w:pPr>
@@ -637,32 +637,17 @@
         </w:rPr>
         <w:t xml:space="preserve"> : </w:t>
       </w:r>
-      <w:proofErr w:type="spellStart"/>
-      <w:r>
-        <w:rPr>
-          <w:rFonts w:ascii="Times New Roman" w:hAnsi="Times New Roman" w:cs="Times New Roman"/>
-          <w:sz w:val="23"/>
-          <w:szCs w:val="23"/>
-        </w:rPr>
-        <w:t>Mouhamoud</w:t>
-      </w:r>
-      <w:proofErr w:type="spellEnd"/>
-      <w:r>
-        <w:rPr>
-          <w:rFonts w:ascii="Times New Roman" w:hAnsi="Times New Roman" w:cs="Times New Roman"/>
-          <w:sz w:val="23"/>
-          <w:szCs w:val="23"/>
-        </w:rPr>
-        <w:t xml:space="preserve"> </w:t>
-      </w:r>
-      <w:r>
-        <w:rPr>
-          <w:rFonts w:ascii="Times New Roman" w:hAnsi="Times New Roman" w:cs="Times New Roman"/>
-          <w:sz w:val="23"/>
-          <w:szCs w:val="23"/>
-        </w:rPr>
-        <w:t>DEMBÉLÉ</w:t>
-      </w:r>
+      <w:r>
+        <w:rPr>
+          <w:rFonts w:ascii="Times New Roman" w:hAnsi="Times New Roman" w:cs="Times New Roman"/>
+          <w:b/>
+          <w:sz w:val="24"/>
+          <w:szCs w:val="24"/>
+        </w:rPr>
+        <w:t>DEMBELE Mouhamoud</w:t>
+      </w:r>
+      <w:bookmarkStart w:id="0" w:name="_GoBack"/>
+      <w:bookmarkEnd w:id="0"/>
     </w:p>
     <w:p>
       <w:pPr>
@@ -2983,7 +2968,7 @@
 </file>
 
 <file path=word/endnotes.xml><?xml version="1.0" encoding="utf-8"?>
-<w:endnotes xmlns:wpc="http://schemas.microsoft.com/office/word/2010/wordprocessingCanvas" xmlns:cx="http://schemas.microsoft.com/office/drawing/2014/chartex" xmlns:cx1="http://schemas.microsoft.com/office/drawing/2015/9/8/chartex" xmlns:cx2="http://schemas.microsoft.com/office/drawing/2015/10/21/chartex" xmlns:cx3="http://schemas.microsoft.com/office/drawing/2016/5/9/chartex" xmlns:cx4="http://schemas.microsoft.com/office/drawing/2016/5/10/chartex" xmlns:cx5="http://schemas.microsoft.com/office/drawing/2016/5/11/chartex" xmlns:cx6="http://schemas.microsoft.com/office/drawing/2016/5/12/chartex" xmlns:cx7="http://schemas.microsoft.com/office/drawing/2016/5/13/chartex" xmlns:cx8="http://schemas.microsoft.com/office/drawing/2016/5/14/chartex" xmlns:mc="http://schemas.openxmlformats.org/markup-compatibility/2006" xmlns:aink="http://schemas.microsoft.com/office/drawing/2016/ink" xmlns:am3d="http://schemas.microsoft.com/office/drawing/2017/model3d" xmlns:o="urn:schemas-microsoft-com:office:office" xmlns:oel="http://schemas.microsoft.com/office/2019/extlst" xmlns:r="http://schemas.openxmlformats.org/officeDocument/2006/relationships" xmlns:m="http://schemas.openxmlformats.org/officeDocument/2006/math" xmlns:v="urn:schemas-microsoft-com:vml" xmlns:wp14="http://schemas.microsoft.com/office/word/2010/wordprocessingDrawing" xmlns:wp="http://schemas.openxmlformats.org/drawingml/2006/wordprocessingDrawing" xmlns:w10="urn:schemas-microsoft-com:office:word" xmlns:w="http://schemas.openxmlformats.org/wordprocessingml/2006/main" xmlns:w14="http://schemas.microsoft.com/office/word/2010/wordml" xmlns:w15="http://schemas.microsoft.com/office/word/2012/wordml" xmlns:w16cex="http://schemas.microsoft.com/office/word/2018/wordml/cex" xmlns:w16cid="http://schemas.microsoft.com/office/word/2016/wordml/cid" xmlns:w16="http://schemas.microsoft.com/office/word/2018/wordml" xmlns:w16du="http://schemas.microsoft.com/office/word/2023/wordml/word16du" xmlns:w16sdtdh="http://schemas.microsoft.com/office/word/2020/wordml/sdtdatahash" xmlns:w16sdtfl="http://schemas.microsoft.com/office/word/2024/wordml/sdtformatlock" xmlns:w16se="http://schemas.microsoft.com/office/word/2015/wordml/symex" xmlns:wpg="http://schemas.microsoft.com/office/word/2010/wordprocessingGroup" xmlns:wpi="http://schemas.microsoft.com/office/word/2010/wordprocessingInk" xmlns:wne="http://schemas.microsoft.com/office/word/2006/wordml" xmlns:wps="http://schemas.microsoft.com/office/word/2010/wordprocessingShape" mc:Ignorable="w14 w15 w16se w16cid w16 w16cex w16sdtdh w16sdtfl w16du wp14">
+<w:endnotes xmlns:wpc="http://schemas.microsoft.com/office/word/2010/wordprocessingCanvas" xmlns:cx="http://schemas.microsoft.com/office/drawing/2014/chartex" xmlns:cx1="http://schemas.microsoft.com/office/drawing/2015/9/8/chartex" xmlns:cx2="http://schemas.microsoft.com/office/drawing/2015/10/21/chartex" xmlns:cx3="http://schemas.microsoft.com/office/drawing/2016/5/9/chartex" xmlns:cx4="http://schemas.microsoft.com/office/drawing/2016/5/10/chartex" xmlns:cx5="http://schemas.microsoft.com/office/drawing/2016/5/11/chartex" xmlns:cx6="http://schemas.microsoft.com/office/drawing/2016/5/12/chartex" xmlns:cx7="http://schemas.microsoft.com/office/drawing/2016/5/13/chartex" xmlns:cx8="http://schemas.microsoft.com/office/drawing/2016/5/14/chartex" xmlns:mc="http://schemas.openxmlformats.org/markup-compatibility/2006" xmlns:aink="http://schemas.microsoft.com/office/drawing/2016/ink" xmlns:am3d="http://schemas.microsoft.com/office/drawing/2017/model3d" xmlns:o="urn:schemas-microsoft-com:office:office" xmlns:r="http://schemas.openxmlformats.org/officeDocument/2006/relationships" xmlns:m="http://schemas.openxmlformats.org/officeDocument/2006/math" xmlns:v="urn:schemas-microsoft-com:vml" xmlns:wp14="http://schemas.microsoft.com/office/word/2010/wordprocessingDrawing" xmlns:wp="http://schemas.openxmlformats.org/drawingml/2006/wordprocessingDrawing" xmlns:w10="urn:schemas-microsoft-com:office:word" xmlns:w="http://schemas.openxmlformats.org/wordprocessingml/2006/main" xmlns:w14="http://schemas.microsoft.com/office/word/2010/wordml" xmlns:w15="http://schemas.microsoft.com/office/word/2012/wordml" xmlns:w16cid="http://schemas.microsoft.com/office/word/2016/wordml/cid" xmlns:w16se="http://schemas.microsoft.com/office/word/2015/wordml/symex" xmlns:wpg="http://schemas.microsoft.com/office/word/2010/wordprocessingGroup" xmlns:wpi="http://schemas.microsoft.com/office/word/2010/wordprocessingInk" xmlns:wne="http://schemas.microsoft.com/office/word/2006/wordml" xmlns:wps="http://schemas.microsoft.com/office/word/2010/wordprocessingShape" mc:Ignorable="w14 w15 w16se w16cid wp14">
   <w:endnote w:type="separator" w:id="-1">
     <w:p>
       <w:pPr>
@@ -3008,7 +2993,7 @@
 </file>
 
 <file path=word/footer1.xml><?xml version="1.0" encoding="utf-8"?>
-<w:ftr xmlns:wpc="http://schemas.microsoft.com/office/word/2010/wordprocessingCanvas" xmlns:cx="http://schemas.microsoft.com/office/drawing/2014/chartex" xmlns:cx1="http://schemas.microsoft.com/office/drawing/2015/9/8/chartex" xmlns:cx2="http://schemas.microsoft.com/office/drawing/2015/10/21/chartex" xmlns:cx3="http://schemas.microsoft.com/office/drawing/2016/5/9/chartex" xmlns:cx4="http://schemas.microsoft.com/office/drawing/2016/5/10/chartex" xmlns:cx5="http://schemas.microsoft.com/office/drawing/2016/5/11/chartex" xmlns:cx6="http://schemas.microsoft.com/office/drawing/2016/5/12/chartex" xmlns:cx7="http://schemas.microsoft.com/office/drawing/2016/5/13/chartex" xmlns:cx8="http://schemas.microsoft.com/office/drawing/2016/5/14/chartex" xmlns:mc="http://schemas.openxmlformats.org/markup-compatibility/2006" xmlns:aink="http://schemas.microsoft.com/office/drawing/2016/ink" xmlns:am3d="http://schemas.microsoft.com/office/drawing/2017/model3d" xmlns:o="urn:schemas-microsoft-com:office:office" xmlns:oel="http://schemas.microsoft.com/office/2019/extlst" xmlns:r="http://schemas.openxmlformats.org/officeDocument/2006/relationships" xmlns:m="http://schemas.openxmlformats.org/officeDocument/2006/math" xmlns:v="urn:schemas-microsoft-com:vml" xmlns:wp14="http://schemas.microsoft.com/office/word/2010/wordprocessingDrawing" xmlns:wp="http://schemas.openxmlformats.org/drawingml/2006/wordprocessingDrawing" xmlns:w10="urn:schemas-microsoft-com:office:word" xmlns:w="http://schemas.openxmlformats.org/wordprocessingml/2006/main" xmlns:w14="http://schemas.microsoft.com/office/word/2010/wordml" xmlns:w15="http://schemas.microsoft.com/office/word/2012/wordml" xmlns:w16cex="http://schemas.microsoft.com/office/word/2018/wordml/cex" xmlns:w16cid="http://schemas.microsoft.com/office/word/2016/wordml/cid" xmlns:w16="http://schemas.microsoft.com/office/word/2018/wordml" xmlns:w16du="http://schemas.microsoft.com/office/word/2023/wordml/word16du" xmlns:w16sdtdh="http://schemas.microsoft.com/office/word/2020/wordml/sdtdatahash" xmlns:w16sdtfl="http://schemas.microsoft.com/office/word/2024/wordml/sdtformatlock" xmlns:w16se="http://schemas.microsoft.com/office/word/2015/wordml/symex" xmlns:wpg="http://schemas.microsoft.com/office/word/2010/wordprocessingGroup" xmlns:wpi="http://schemas.microsoft.com/office/word/2010/wordprocessingInk" xmlns:wne="http://schemas.microsoft.com/office/word/2006/wordml" xmlns:wps="http://schemas.microsoft.com/office/word/2010/wordprocessingShape" mc:Ignorable="w14 w15 w16se w16cid w16 w16cex w16sdtdh w16sdtfl w16du wp14">
+<w:ftr xmlns:wpc="http://schemas.microsoft.com/office/word/2010/wordprocessingCanvas" xmlns:cx="http://schemas.microsoft.com/office/drawing/2014/chartex" xmlns:cx1="http://schemas.microsoft.com/office/drawing/2015/9/8/chartex" xmlns:cx2="http://schemas.microsoft.com/office/drawing/2015/10/21/chartex" xmlns:cx3="http://schemas.microsoft.com/office/drawing/2016/5/9/chartex" xmlns:cx4="http://schemas.microsoft.com/office/drawing/2016/5/10/chartex" xmlns:cx5="http://schemas.microsoft.com/office/drawing/2016/5/11/chartex" xmlns:cx6="http://schemas.microsoft.com/office/drawing/2016/5/12/chartex" xmlns:cx7="http://schemas.microsoft.com/office/drawing/2016/5/13/chartex" xmlns:cx8="http://schemas.microsoft.com/office/drawing/2016/5/14/chartex" xmlns:mc="http://schemas.openxmlformats.org/markup-compatibility/2006" xmlns:aink="http://schemas.microsoft.com/office/drawing/2016/ink" xmlns:am3d="http://schemas.microsoft.com/office/drawing/2017/model3d" xmlns:o="urn:schemas-microsoft-com:office:office" xmlns:r="http://schemas.openxmlformats.org/officeDocument/2006/relationships" xmlns:m="http://schemas.openxmlformats.org/officeDocument/2006/math" xmlns:v="urn:schemas-microsoft-com:vml" xmlns:wp14="http://schemas.microsoft.com/office/word/2010/wordprocessingDrawing" xmlns:wp="http://schemas.openxmlformats.org/drawingml/2006/wordprocessingDrawing" xmlns:w10="urn:schemas-microsoft-com:office:word" xmlns:w="http://schemas.openxmlformats.org/wordprocessingml/2006/main" xmlns:w14="http://schemas.microsoft.com/office/word/2010/wordml" xmlns:w15="http://schemas.microsoft.com/office/word/2012/wordml" xmlns:w16cid="http://schemas.microsoft.com/office/word/2016/wordml/cid" xmlns:w16se="http://schemas.microsoft.com/office/word/2015/wordml/symex" xmlns:wpg="http://schemas.microsoft.com/office/word/2010/wordprocessingGroup" xmlns:wpi="http://schemas.microsoft.com/office/word/2010/wordprocessingInk" xmlns:wne="http://schemas.microsoft.com/office/word/2006/wordml" xmlns:wps="http://schemas.microsoft.com/office/word/2010/wordprocessingShape" mc:Ignorable="w14 w15 w16se w16cid wp14">
   <w:p>
     <w:pPr>
       <w:pStyle w:val="Pieddepage"/>
@@ -3154,7 +3139,7 @@
 </file>
 
 <file path=word/footnotes.xml><?xml version="1.0" encoding="utf-8"?>
-<w:footnotes xmlns:wpc="http://schemas.microsoft.com/office/word/2010/wordprocessingCanvas" xmlns:cx="http://schemas.microsoft.com/office/drawing/2014/chartex" xmlns:cx1="http://schemas.microsoft.com/office/drawing/2015/9/8/chartex" xmlns:cx2="http://schemas.microsoft.com/office/drawing/2015/10/21/chartex" xmlns:cx3="http://schemas.microsoft.com/office/drawing/2016/5/9/chartex" xmlns:cx4="http://schemas.microsoft.com/office/drawing/2016/5/10/chartex" xmlns:cx5="http://schemas.microsoft.com/office/drawing/2016/5/11/chartex" xmlns:cx6="http://schemas.microsoft.com/office/drawing/2016/5/12/chartex" xmlns:cx7="http://schemas.microsoft.com/office/drawing/2016/5/13/chartex" xmlns:cx8="http://schemas.microsoft.com/office/drawing/2016/5/14/chartex" xmlns:mc="http://schemas.openxmlformats.org/markup-compatibility/2006" xmlns:aink="http://schemas.microsoft.com/office/drawing/2016/ink" xmlns:am3d="http://schemas.microsoft.com/office/drawing/2017/model3d" xmlns:o="urn:schemas-microsoft-com:office:office" xmlns:oel="http://schemas.microsoft.com/office/2019/extlst" xmlns:r="http://schemas.openxmlformats.org/officeDocument/2006/relationships" xmlns:m="http://schemas.openxmlformats.org/officeDocument/2006/math" xmlns:v="urn:schemas-microsoft-com:vml" xmlns:wp14="http://schemas.microsoft.com/office/word/2010/wordprocessingDrawing" xmlns:wp="http://schemas.openxmlformats.org/drawingml/2006/wordprocessingDrawing" xmlns:w10="urn:schemas-microsoft-com:office:word" xmlns:w="http://schemas.openxmlformats.org/wordprocessingml/2006/main" xmlns:w14="http://schemas.microsoft.com/office/word/2010/wordml" xmlns:w15="http://schemas.microsoft.com/office/word/2012/wordml" xmlns:w16cex="http://schemas.microsoft.com/office/word/2018/wordml/cex" xmlns:w16cid="http://schemas.microsoft.com/office/word/2016/wordml/cid" xmlns:w16="http://schemas.microsoft.com/office/word/2018/wordml" xmlns:w16du="http://schemas.microsoft.com/office/word/2023/wordml/word16du" xmlns:w16sdtdh="http://schemas.microsoft.com/office/word/2020/wordml/sdtdatahash" xmlns:w16sdtfl="http://schemas.microsoft.com/office/word/2024/wordml/sdtformatlock" xmlns:w16se="http://schemas.microsoft.com/office/word/2015/wordml/symex" xmlns:wpg="http://schemas.microsoft.com/office/word/2010/wordprocessingGroup" xmlns:wpi="http://schemas.microsoft.com/office/word/2010/wordprocessingInk" xmlns:wne="http://schemas.microsoft.com/office/word/2006/wordml" xmlns:wps="http://schemas.microsoft.com/office/word/2010/wordprocessingShape" mc:Ignorable="w14 w15 w16se w16cid w16 w16cex w16sdtdh w16sdtfl w16du wp14">
+<w:footnotes xmlns:wpc="http://schemas.microsoft.com/office/word/2010/wordprocessingCanvas" xmlns:cx="http://schemas.microsoft.com/office/drawing/2014/chartex" xmlns:cx1="http://schemas.microsoft.com/office/drawing/2015/9/8/chartex" xmlns:cx2="http://schemas.microsoft.com/office/drawing/2015/10/21/chartex" xmlns:cx3="http://schemas.microsoft.com/office/drawing/2016/5/9/chartex" xmlns:cx4="http://schemas.microsoft.com/office/drawing/2016/5/10/chartex" xmlns:cx5="http://schemas.microsoft.com/office/drawing/2016/5/11/chartex" xmlns:cx6="http://schemas.microsoft.com/office/drawing/2016/5/12/chartex" xmlns:cx7="http://schemas.microsoft.com/office/drawing/2016/5/13/chartex" xmlns:cx8="http://schemas.microsoft.com/office/drawing/2016/5/14/chartex" xmlns:mc="http://schemas.openxmlformats.org/markup-compatibility/2006" xmlns:aink="http://schemas.microsoft.com/office/drawing/2016/ink" xmlns:am3d="http://schemas.microsoft.com/office/drawing/2017/model3d" xmlns:o="urn:schemas-microsoft-com:office:office" xmlns:r="http://schemas.openxmlformats.org/officeDocument/2006/relationships" xmlns:m="http://schemas.openxmlformats.org/officeDocument/2006/math" xmlns:v="urn:schemas-microsoft-com:vml" xmlns:wp14="http://schemas.microsoft.com/office/word/2010/wordprocessingDrawing" xmlns:wp="http://schemas.openxmlformats.org/drawingml/2006/wordprocessingDrawing" xmlns:w10="urn:schemas-microsoft-com:office:word" xmlns:w="http://schemas.openxmlformats.org/wordprocessingml/2006/main" xmlns:w14="http://schemas.microsoft.com/office/word/2010/wordml" xmlns:w15="http://schemas.microsoft.com/office/word/2012/wordml" xmlns:w16cid="http://schemas.microsoft.com/office/word/2016/wordml/cid" xmlns:w16se="http://schemas.microsoft.com/office/word/2015/wordml/symex" xmlns:wpg="http://schemas.microsoft.com/office/word/2010/wordprocessingGroup" xmlns:wpi="http://schemas.microsoft.com/office/word/2010/wordprocessingInk" xmlns:wne="http://schemas.microsoft.com/office/word/2006/wordml" xmlns:wps="http://schemas.microsoft.com/office/word/2010/wordprocessingShape" mc:Ignorable="w14 w15 w16se w16cid wp14">
   <w:footnote w:type="separator" w:id="-1">
     <w:p>
       <w:pPr>
@@ -3179,7 +3164,7 @@
 </file>
 
 <file path=word/header1.xml><?xml version="1.0" encoding="utf-8"?>
-<w:hdr xmlns:wpc="http://schemas.microsoft.com/office/word/2010/wordprocessingCanvas" xmlns:cx="http://schemas.microsoft.com/office/drawing/2014/chartex" xmlns:cx1="http://schemas.microsoft.com/office/drawing/2015/9/8/chartex" xmlns:cx2="http://schemas.microsoft.com/office/drawing/2015/10/21/chartex" xmlns:cx3="http://schemas.microsoft.com/office/drawing/2016/5/9/chartex" xmlns:cx4="http://schemas.microsoft.com/office/drawing/2016/5/10/chartex" xmlns:cx5="http://schemas.microsoft.com/office/drawing/2016/5/11/chartex" xmlns:cx6="http://schemas.microsoft.com/office/drawing/2016/5/12/chartex" xmlns:cx7="http://schemas.microsoft.com/office/drawing/2016/5/13/chartex" xmlns:cx8="http://schemas.microsoft.com/office/drawing/2016/5/14/chartex" xmlns:mc="http://schemas.openxmlformats.org/markup-compatibility/2006" xmlns:aink="http://schemas.microsoft.com/office/drawing/2016/ink" xmlns:am3d="http://schemas.microsoft.com/office/drawing/2017/model3d" xmlns:o="urn:schemas-microsoft-com:office:office" xmlns:oel="http://schemas.microsoft.com/office/2019/extlst" xmlns:r="http://schemas.openxmlformats.org/officeDocument/2006/relationships" xmlns:m="http://schemas.openxmlformats.org/officeDocument/2006/math" xmlns:v="urn:schemas-microsoft-com:vml" xmlns:wp14="http://schemas.microsoft.com/office/word/2010/wordprocessingDrawing" xmlns:wp="http://schemas.openxmlformats.org/drawingml/2006/wordprocessingDrawing" xmlns:w10="urn:schemas-microsoft-com:office:word" xmlns:w="http://schemas.openxmlformats.org/wordprocessingml/2006/main" xmlns:w14="http://schemas.microsoft.com/office/word/2010/wordml" xmlns:w15="http://schemas.microsoft.com/office/word/2012/wordml" xmlns:w16cex="http://schemas.microsoft.com/office/word/2018/wordml/cex" xmlns:w16cid="http://schemas.microsoft.com/office/word/2016/wordml/cid" xmlns:w16="http://schemas.microsoft.com/office/word/2018/wordml" xmlns:w16du="http://schemas.microsoft.com/office/word/2023/wordml/word16du" xmlns:w16sdtdh="http://schemas.microsoft.com/office/word/2020/wordml/sdtdatahash" xmlns:w16sdtfl="http://schemas.microsoft.com/office/word/2024/wordml/sdtformatlock" xmlns:w16se="http://schemas.microsoft.com/office/word/2015/wordml/symex" xmlns:wpg="http://schemas.microsoft.com/office/word/2010/wordprocessingGroup" xmlns:wpi="http://schemas.microsoft.com/office/word/2010/wordprocessingInk" xmlns:wne="http://schemas.microsoft.com/office/word/2006/wordml" xmlns:wps="http://schemas.microsoft.com/office/word/2010/wordprocessingShape" mc:Ignorable="w14 w15 w16se w16cid w16 w16cex w16sdtdh w16sdtfl w16du wp14">
+<w:hdr xmlns:wpc="http://schemas.microsoft.com/office/word/2010/wordprocessingCanvas" xmlns:cx="http://schemas.microsoft.com/office/drawing/2014/chartex" xmlns:cx1="http://schemas.microsoft.com/office/drawing/2015/9/8/chartex" xmlns:cx2="http://schemas.microsoft.com/office/drawing/2015/10/21/chartex" xmlns:cx3="http://schemas.microsoft.com/office/drawing/2016/5/9/chartex" xmlns:cx4="http://schemas.microsoft.com/office/drawing/2016/5/10/chartex" xmlns:cx5="http://schemas.microsoft.com/office/drawing/2016/5/11/chartex" xmlns:cx6="http://schemas.microsoft.com/office/drawing/2016/5/12/chartex" xmlns:cx7="http://schemas.microsoft.com/office/drawing/2016/5/13/chartex" xmlns:cx8="http://schemas.microsoft.com/office/drawing/2016/5/14/chartex" xmlns:mc="http://schemas.openxmlformats.org/markup-compatibility/2006" xmlns:aink="http://schemas.microsoft.com/office/drawing/2016/ink" xmlns:am3d="http://schemas.microsoft.com/office/drawing/2017/model3d" xmlns:o="urn:schemas-microsoft-com:office:office" xmlns:r="http://schemas.openxmlformats.org/officeDocument/2006/relationships" xmlns:m="http://schemas.openxmlformats.org/officeDocument/2006/math" xmlns:v="urn:schemas-microsoft-com:vml" xmlns:wp14="http://schemas.microsoft.com/office/word/2010/wordprocessingDrawing" xmlns:wp="http://schemas.openxmlformats.org/drawingml/2006/wordprocessingDrawing" xmlns:w10="urn:schemas-microsoft-com:office:word" xmlns:w="http://schemas.openxmlformats.org/wordprocessingml/2006/main" xmlns:w14="http://schemas.microsoft.com/office/word/2010/wordml" xmlns:w15="http://schemas.microsoft.com/office/word/2012/wordml" xmlns:w16cid="http://schemas.microsoft.com/office/word/2016/wordml/cid" xmlns:w16se="http://schemas.microsoft.com/office/word/2015/wordml/symex" xmlns:wpg="http://schemas.microsoft.com/office/word/2010/wordprocessingGroup" xmlns:wpi="http://schemas.microsoft.com/office/word/2010/wordprocessingInk" xmlns:wne="http://schemas.microsoft.com/office/word/2006/wordml" xmlns:wps="http://schemas.microsoft.com/office/word/2010/wordprocessingShape" mc:Ignorable="w14 w15 w16se w16cid wp14">
   <w:p>
     <w:pPr>
       <w:pStyle w:val="En-tte"/>
@@ -3302,7 +3287,7 @@
             </wp:anchor>
           </w:drawing>
         </mc:Choice>
-        <mc:Fallback>
+        <mc:Fallback xmlns:w16sdtfl="http://schemas.microsoft.com/office/word/2024/wordml/sdtformatlock" xmlns:w16sdtdh="http://schemas.microsoft.com/office/word/2020/wordml/sdtdatahash" xmlns:w16du="http://schemas.microsoft.com/office/word/2023/wordml/word16du" xmlns:w16="http://schemas.microsoft.com/office/word/2018/wordml" xmlns:w16cex="http://schemas.microsoft.com/office/word/2018/wordml/cex" xmlns:oel="http://schemas.microsoft.com/office/2019/extlst">
           <w:pict>
             <v:rect w14:anchorId="57564185" id="Rectangle 1" o:spid="_x0000_s1026" style="position:absolute;margin-left:87.6pt;margin-top:1.15pt;width:445.5pt;height:84.75pt;z-index:251658240;visibility:visible;mso-wrap-style:square;mso-width-percent:0;mso-height-percent:0;mso-wrap-distance-left:9pt;mso-wrap-distance-top:0;mso-wrap-distance-right:9pt;mso-wrap-distance-bottom:0;mso-position-horizontal:absolute;mso-position-horizontal-relative:text;mso-position-vertical:absolute;mso-position-vertical-relative:text;mso-width-percent:0;mso-height-percent:0;mso-width-relative:page;mso-height-relative:page;v-text-anchor:top" o:gfxdata="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" stroked="f">
               <v:textbox>
@@ -3416,7 +3401,7 @@
 </file>
 
 <file path=word/numbering.xml><?xml version="1.0" encoding="utf-8"?>
-<w:numbering xmlns:wpc="http://schemas.microsoft.com/office/word/2010/wordprocessingCanvas" xmlns:cx="http://schemas.microsoft.com/office/drawing/2014/chartex" xmlns:cx1="http://schemas.microsoft.com/office/drawing/2015/9/8/chartex" xmlns:cx2="http://schemas.microsoft.com/office/drawing/2015/10/21/chartex" xmlns:cx3="http://schemas.microsoft.com/office/drawing/2016/5/9/chartex" xmlns:cx4="http://schemas.microsoft.com/office/drawing/2016/5/10/chartex" xmlns:cx5="http://schemas.microsoft.com/office/drawing/2016/5/11/chartex" xmlns:cx6="http://schemas.microsoft.com/office/drawing/2016/5/12/chartex" xmlns:cx7="http://schemas.microsoft.com/office/drawing/2016/5/13/chartex" xmlns:cx8="http://schemas.microsoft.com/office/drawing/2016/5/14/chartex" xmlns:mc="http://schemas.openxmlformats.org/markup-compatibility/2006" xmlns:aink="http://schemas.microsoft.com/office/drawing/2016/ink" xmlns:am3d="http://schemas.microsoft.com/office/drawing/2017/model3d" xmlns:o="urn:schemas-microsoft-com:office:office" xmlns:oel="http://schemas.microsoft.com/office/2019/extlst" xmlns:r="http://schemas.openxmlformats.org/officeDocument/2006/relationships" xmlns:m="http://schemas.openxmlformats.org/officeDocument/2006/math" xmlns:v="urn:schemas-microsoft-com:vml" xmlns:wp14="http://schemas.microsoft.com/office/word/2010/wordprocessingDrawing" xmlns:wp="http://schemas.openxmlformats.org/drawingml/2006/wordprocessingDrawing" xmlns:w10="urn:schemas-microsoft-com:office:word" xmlns:w="http://schemas.openxmlformats.org/wordprocessingml/2006/main" xmlns:w14="http://schemas.microsoft.com/office/word/2010/wordml" xmlns:w15="http://schemas.microsoft.com/office/word/2012/wordml" xmlns:w16cex="http://schemas.microsoft.com/office/word/2018/wordml/cex" xmlns:w16cid="http://schemas.microsoft.com/office/word/2016/wordml/cid" xmlns:w16="http://schemas.microsoft.com/office/word/2018/wordml" xmlns:w16du="http://schemas.microsoft.com/office/word/2023/wordml/word16du" xmlns:w16sdtdh="http://schemas.microsoft.com/office/word/2020/wordml/sdtdatahash" xmlns:w16sdtfl="http://schemas.microsoft.com/office/word/2024/wordml/sdtformatlock" xmlns:w16se="http://schemas.microsoft.com/office/word/2015/wordml/symex" xmlns:wpg="http://schemas.microsoft.com/office/word/2010/wordprocessingGroup" xmlns:wpi="http://schemas.microsoft.com/office/word/2010/wordprocessingInk" xmlns:wne="http://schemas.microsoft.com/office/word/2006/wordml" xmlns:wps="http://schemas.microsoft.com/office/word/2010/wordprocessingShape" mc:Ignorable="w14 w15 w16se w16cid w16 w16cex w16sdtdh w16sdtfl w16du wp14">
+<w:numbering xmlns:wpc="http://schemas.microsoft.com/office/word/2010/wordprocessingCanvas" xmlns:cx="http://schemas.microsoft.com/office/drawing/2014/chartex" xmlns:cx1="http://schemas.microsoft.com/office/drawing/2015/9/8/chartex" xmlns:cx2="http://schemas.microsoft.com/office/drawing/2015/10/21/chartex" xmlns:cx3="http://schemas.microsoft.com/office/drawing/2016/5/9/chartex" xmlns:cx4="http://schemas.microsoft.com/office/drawing/2016/5/10/chartex" xmlns:cx5="http://schemas.microsoft.com/office/drawing/2016/5/11/chartex" xmlns:cx6="http://schemas.microsoft.com/office/drawing/2016/5/12/chartex" xmlns:cx7="http://schemas.microsoft.com/office/drawing/2016/5/13/chartex" xmlns:cx8="http://schemas.microsoft.com/office/drawing/2016/5/14/chartex" xmlns:mc="http://schemas.openxmlformats.org/markup-compatibility/2006" xmlns:aink="http://schemas.microsoft.com/office/drawing/2016/ink" xmlns:am3d="http://schemas.microsoft.com/office/drawing/2017/model3d" xmlns:o="urn:schemas-microsoft-com:office:office" xmlns:r="http://schemas.openxmlformats.org/officeDocument/2006/relationships" xmlns:m="http://schemas.openxmlformats.org/officeDocument/2006/math" xmlns:v="urn:schemas-microsoft-com:vml" xmlns:wp14="http://schemas.microsoft.com/office/word/2010/wordprocessingDrawing" xmlns:wp="http://schemas.openxmlformats.org/drawingml/2006/wordprocessingDrawing" xmlns:w10="urn:schemas-microsoft-com:office:word" xmlns:w="http://schemas.openxmlformats.org/wordprocessingml/2006/main" xmlns:w14="http://schemas.microsoft.com/office/word/2010/wordml" xmlns:w15="http://schemas.microsoft.com/office/word/2012/wordml" xmlns:w16cid="http://schemas.microsoft.com/office/word/2016/wordml/cid" xmlns:w16se="http://schemas.microsoft.com/office/word/2015/wordml/symex" xmlns:wpg="http://schemas.microsoft.com/office/word/2010/wordprocessingGroup" xmlns:wpi="http://schemas.microsoft.com/office/word/2010/wordprocessingInk" xmlns:wne="http://schemas.microsoft.com/office/word/2006/wordml" xmlns:wps="http://schemas.microsoft.com/office/word/2010/wordprocessingShape" mc:Ignorable="w14 w15 w16se w16cid wp14">
   <w:abstractNum w:abstractNumId="0" w15:restartNumberingAfterBreak="0">
     <w:nsid w:val="01345493"/>
     <w:multiLevelType w:val="hybridMultilevel"/>
@@ -7262,113 +7247,113 @@
       </w:rPr>
     </w:lvl>
   </w:abstractNum>
-  <w:num w:numId="1" w16cid:durableId="2054191957">
+  <w:num w:numId="1">
     <w:abstractNumId w:val="12"/>
   </w:num>
-  <w:num w:numId="2" w16cid:durableId="1941179344">
+  <w:num w:numId="2">
     <w:abstractNumId w:val="14"/>
   </w:num>
-  <w:num w:numId="3" w16cid:durableId="293994808">
+  <w:num w:numId="3">
     <w:abstractNumId w:val="10"/>
   </w:num>
-  <w:num w:numId="4" w16cid:durableId="190802999">
+  <w:num w:numId="4">
     <w:abstractNumId w:val="4"/>
   </w:num>
-  <w:num w:numId="5" w16cid:durableId="596718576">
+  <w:num w:numId="5">
     <w:abstractNumId w:val="13"/>
   </w:num>
-  <w:num w:numId="6" w16cid:durableId="1264649970">
+  <w:num w:numId="6">
     <w:abstractNumId w:val="25"/>
   </w:num>
-  <w:num w:numId="7" w16cid:durableId="848638958">
+  <w:num w:numId="7">
     <w:abstractNumId w:val="30"/>
   </w:num>
-  <w:num w:numId="8" w16cid:durableId="1498955160">
+  <w:num w:numId="8">
     <w:abstractNumId w:val="9"/>
   </w:num>
-  <w:num w:numId="9" w16cid:durableId="1104496069">
+  <w:num w:numId="9">
     <w:abstractNumId w:val="7"/>
   </w:num>
-  <w:num w:numId="10" w16cid:durableId="751705808">
+  <w:num w:numId="10">
     <w:abstractNumId w:val="31"/>
   </w:num>
-  <w:num w:numId="11" w16cid:durableId="227308710">
+  <w:num w:numId="11">
     <w:abstractNumId w:val="5"/>
   </w:num>
-  <w:num w:numId="12" w16cid:durableId="1081484696">
+  <w:num w:numId="12">
     <w:abstractNumId w:val="23"/>
   </w:num>
-  <w:num w:numId="13" w16cid:durableId="1436250332">
+  <w:num w:numId="13">
     <w:abstractNumId w:val="6"/>
   </w:num>
-  <w:num w:numId="14" w16cid:durableId="1440416755">
+  <w:num w:numId="14">
     <w:abstractNumId w:val="11"/>
   </w:num>
-  <w:num w:numId="15" w16cid:durableId="1132407674">
+  <w:num w:numId="15">
     <w:abstractNumId w:val="16"/>
   </w:num>
-  <w:num w:numId="16" w16cid:durableId="1356887447">
+  <w:num w:numId="16">
     <w:abstractNumId w:val="0"/>
   </w:num>
-  <w:num w:numId="17" w16cid:durableId="1351640745">
+  <w:num w:numId="17">
     <w:abstractNumId w:val="8"/>
   </w:num>
-  <w:num w:numId="18" w16cid:durableId="1445614277">
+  <w:num w:numId="18">
     <w:abstractNumId w:val="22"/>
   </w:num>
-  <w:num w:numId="19" w16cid:durableId="1344698677">
+  <w:num w:numId="19">
     <w:abstractNumId w:val="33"/>
   </w:num>
-  <w:num w:numId="20" w16cid:durableId="1603145361">
+  <w:num w:numId="20">
     <w:abstractNumId w:val="15"/>
   </w:num>
-  <w:num w:numId="21" w16cid:durableId="35009076">
+  <w:num w:numId="21">
     <w:abstractNumId w:val="20"/>
   </w:num>
-  <w:num w:numId="22" w16cid:durableId="750394018">
+  <w:num w:numId="22">
     <w:abstractNumId w:val="32"/>
   </w:num>
-  <w:num w:numId="23" w16cid:durableId="1765875832">
+  <w:num w:numId="23">
     <w:abstractNumId w:val="26"/>
   </w:num>
-  <w:num w:numId="24" w16cid:durableId="1089078344">
+  <w:num w:numId="24">
     <w:abstractNumId w:val="17"/>
   </w:num>
-  <w:num w:numId="25" w16cid:durableId="1855874510">
+  <w:num w:numId="25">
     <w:abstractNumId w:val="2"/>
   </w:num>
-  <w:num w:numId="26" w16cid:durableId="200630541">
+  <w:num w:numId="26">
     <w:abstractNumId w:val="28"/>
   </w:num>
-  <w:num w:numId="27" w16cid:durableId="676154798">
+  <w:num w:numId="27">
     <w:abstractNumId w:val="1"/>
   </w:num>
-  <w:num w:numId="28" w16cid:durableId="233516736">
+  <w:num w:numId="28">
     <w:abstractNumId w:val="3"/>
   </w:num>
-  <w:num w:numId="29" w16cid:durableId="1920675194">
+  <w:num w:numId="29">
     <w:abstractNumId w:val="18"/>
   </w:num>
-  <w:num w:numId="30" w16cid:durableId="1033382239">
+  <w:num w:numId="30">
     <w:abstractNumId w:val="29"/>
   </w:num>
-  <w:num w:numId="31" w16cid:durableId="1548762913">
+  <w:num w:numId="31">
     <w:abstractNumId w:val="19"/>
   </w:num>
-  <w:num w:numId="32" w16cid:durableId="547571029">
+  <w:num w:numId="32">
     <w:abstractNumId w:val="24"/>
   </w:num>
-  <w:num w:numId="33" w16cid:durableId="659040506">
+  <w:num w:numId="33">
     <w:abstractNumId w:val="27"/>
   </w:num>
-  <w:num w:numId="34" w16cid:durableId="1402753435">
+  <w:num w:numId="34">
     <w:abstractNumId w:val="21"/>
   </w:num>
 </w:numbering>
 </file>
 
 <file path=word/styles.xml><?xml version="1.0" encoding="utf-8"?>
-<w:styles xmlns:mc="http://schemas.openxmlformats.org/markup-compatibility/2006" xmlns:r="http://schemas.openxmlformats.org/officeDocument/2006/relationships" xmlns:w="http://schemas.openxmlformats.org/wordprocessingml/2006/main" xmlns:w14="http://schemas.microsoft.com/office/word/2010/wordml" xmlns:w15="http://schemas.microsoft.com/office/word/2012/wordml" xmlns:w16cex="http://schemas.microsoft.com/office/word/2018/wordml/cex" xmlns:w16cid="http://schemas.microsoft.com/office/word/2016/wordml/cid" xmlns:w16="http://schemas.microsoft.com/office/word/2018/wordml" xmlns:w16du="http://schemas.microsoft.com/office/word/2023/wordml/word16du" xmlns:w16sdtdh="http://schemas.microsoft.com/office/word/2020/wordml/sdtdatahash" xmlns:w16sdtfl="http://schemas.microsoft.com/office/word/2024/wordml/sdtformatlock" xmlns:w16se="http://schemas.microsoft.com/office/word/2015/wordml/symex" mc:Ignorable="w14 w15 w16se w16cid w16 w16cex w16sdtdh w16sdtfl w16du">
+<w:styles xmlns:mc="http://schemas.openxmlformats.org/markup-compatibility/2006" xmlns:r="http://schemas.openxmlformats.org/officeDocument/2006/relationships" xmlns:w="http://schemas.openxmlformats.org/wordprocessingml/2006/main" xmlns:w14="http://schemas.microsoft.com/office/word/2010/wordml" xmlns:w15="http://schemas.microsoft.com/office/word/2012/wordml" xmlns:w16cid="http://schemas.microsoft.com/office/word/2016/wordml/cid" xmlns:w16se="http://schemas.microsoft.com/office/word/2015/wordml/symex" mc:Ignorable="w14 w15 w16se w16cid">
   <w:docDefaults>
     <w:rPrDefault>
       <w:rPr>
@@ -7384,7 +7369,7 @@
       </w:pPr>
     </w:pPrDefault>
   </w:docDefaults>
-  <w:latentStyles w:defLockedState="0" w:defUIPriority="99" w:defSemiHidden="0" w:defUnhideWhenUsed="0" w:defQFormat="0" w:count="376">
+  <w:latentStyles w:defLockedState="0" w:defUIPriority="99" w:defSemiHidden="0" w:defUnhideWhenUsed="0" w:defQFormat="0" w:count="375">
     <w:lsdException w:name="Normal" w:uiPriority="0" w:qFormat="1"/>
     <w:lsdException w:name="heading 1" w:uiPriority="9" w:qFormat="1"/>
     <w:lsdException w:name="heading 2" w:semiHidden="1" w:uiPriority="9" w:unhideWhenUsed="1" w:qFormat="1"/>
@@ -7760,7 +7745,6 @@
     <w:lsdException w:name="Smart Hyperlink" w:semiHidden="1" w:unhideWhenUsed="1"/>
     <w:lsdException w:name="Hashtag" w:semiHidden="1" w:unhideWhenUsed="1"/>
     <w:lsdException w:name="Unresolved Mention" w:semiHidden="1" w:unhideWhenUsed="1"/>
-    <w:lsdException w:name="Smart Link" w:semiHidden="1" w:unhideWhenUsed="1"/>
   </w:latentStyles>
   <w:style w:type="paragraph" w:default="1" w:styleId="Normal">
     <w:name w:val="Normal"/>
@@ -8272,7 +8256,7 @@
 </file>
 
 <file path=customXml/itemProps1.xml><?xml version="1.0" encoding="utf-8"?>
-<ds:datastoreItem xmlns:ds="http://schemas.openxmlformats.org/officeDocument/2006/customXml" ds:itemID="{3417726F-2524-402E-9D30-161AFF6092EB}">
+<ds:datastoreItem xmlns:ds="http://schemas.openxmlformats.org/officeDocument/2006/customXml" ds:itemID="{4EC119FE-C787-4373-AF71-35FA5DE8F01E}">
   <ds:schemaRefs>
     <ds:schemaRef ds:uri="http://schemas.openxmlformats.org/officeDocument/2006/bibliography"/>
   </ds:schemaRefs>
